--- a/projects/evidence-model-audit/downloads/manuscript-draft.docx
+++ b/projects/evidence-model-audit/downloads/manuscript-draft.docx
@@ -338,7 +338,7 @@
           <w:i w:val="0"/>
           <w:caps w:val="0"/>
         </w:rPr>
-        <w:t>".[3,4] Physicians wrote each prompt, answered it with one of three labels (significantly increased, no significant difference, significantly decreased) and an evidence span, and verified other annotators' answers. The corpus repository was used at a pinned commit (a661e8c, two commits after its v2.0 tag, differing only in model code) with its official article-level splits, which share no article. The files hold 12,865 prompts and 24,686 annotation rows, and they matched the tarball posted on the project site in prompts, splits, and label codes (Supplementary S1).</w:t>
+        <w:t>".[3,4] Physicians wrote each prompt, answered it with one of three labels (significantly increased, no significant difference, significantly decreased) and an evidence span, and verified other annotators' answers. The corpus repository was used at a pinned commit (a661e8c, two commits after its v2.0 tag, differing only in model code) with its official article-level splits, which share no article. The files hold 12,865 prompts and 24,686 annotation rows, and they matched the tarball posted on the project site in prompts, splits, and label codes (Supplementary File 1, section S1).</w:t>
       </w:r>
     </w:p>
     <w:p>
@@ -516,7 +516,7 @@
           <w:i w:val="0"/>
           <w:caps w:val="0"/>
         </w:rPr>
-        <w:t>Unit tests on synthetic fixtures covered parsing, quote location, the label contract, chunking, and the statistics. A validation stage rebuilt all outputs from cached inputs and compared 4,809 reported numbers with the stored results, recounted the headline aggregates in base R from the item-level files, and regenerated a sample of test calls (40 of 40 identical responses); the final archive was then installed in an empty directory, where its tests passed and its demonstration ran (Supplementary S11). Three amendments to the analysis plan were recorded after test outputs had been generated: the four-word minimum in the exact-match sensitivity analysis, exclusion of the 6 prompts of one test article whose text file is empty, and HTML-entity-aware location of evidence spans, after which the oracle condition was re-run for the 13 prompts per model whose passages changed. None changed the primary estimate (Supplementary S1, S3, and S7). I also checked the primary result and its inputs by hand. I recounted the primary counts (423 of 928) from the item-level file. I compared 20 quote-valid wrong answers, drawn at random with a fixed seed (20261007), with the source articles to confirm that each quote appeared in the article and that the benchmark label reflected the reported result. I checked the label codes of five sampled prompts against the raw annotation file, confirmed that the analysis plan and frozen configuration predated the first language-model test prediction, and checked the descriptions of the five closest prior studies against the papers.</w:t>
+        <w:t>Unit tests on synthetic fixtures covered parsing, quote location, the label contract, chunking, and the statistics. A validation stage rebuilt all outputs from cached inputs and compared 4,809 reported numbers with the stored results, recounted the headline aggregates in base R from the item-level files, and regenerated a sample of test calls (40 of 40 identical responses); the final archive was then installed in an empty directory, where its tests passed and its demonstration ran (Supplementary S11). Three amendments to the analysis plan were recorded after test outputs had been generated: the four-word minimum in the exact-match sensitivity analysis, exclusion of the 6 prompts of one test article whose text file is empty, and HTML-entity-aware location of evidence spans, after which the oracle condition was re-run for the 13 prompts per model whose passages changed. None changed the primary estimate (Supplementary S1, S3, and S7). I also checked the primary result and its inputs by hand. I recounted the primary counts (423 of 928) from the item-level file. I compared 20 quote-valid wrong answers, drawn at random with a fixed seed (20261007), with the source articles to confirm that each quote appeared in the article and that the benchmark label reflected the reported result. I checked the label codes of five sampled prompts against the raw annotation file, confirmed that the analysis plan and frozen configuration predated the first language-model test prediction, and checked the descriptions of the closest prior studies against the papers. A completed TRIPOD-LLM checklist is in Supplementary S12.</w:t>
       </w:r>
     </w:p>
     <w:p>
@@ -4623,7 +4623,7 @@
           <w:i w:val="0"/>
           <w:caps w:val="0"/>
         </w:rPr>
-        <w:t xml:space="preserve">Most quote-valid wrong answers reported a statistically significant effect where the trial reported none, and the model rarely chose "no significant difference" (recall 0.219 for that class, against precision 0.918). A sentence describing a numerical difference can be quoted correctly while its p-value or confidence interval is ignored. About three in ten errors reversed the direction of a significant effect, and most of these answered an increase where the benchmark recorded a decrease (106 of 122), in line with the model's preference for that label (recall 0.926, precision 0.488). Confusing the intervention with the comparator may also contribute: a fine-tuned 4-billion-parameter classifier on the same benchmark kept its direction answer for about a third of prompts when the two were exchanged.[15] </w:t>
+        <w:t xml:space="preserve">Most quote-valid wrong answers reported a statistically significant effect where the trial reported none, and the model rarely chose "no significant difference" (recall 0.219 for that class, against precision 0.918). A sentence describing a numerical difference can be quoted correctly while its p-value or confidence interval is ignored. About three in ten errors reversed the direction of a significant effect, and most of these answered an increase where the benchmark recorded a decrease (106 of 122), in line with the model's preference for that label (recall 0.926, precision 0.488). Confusing the intervention with the comparator may also contribute: a fine-tuned 4-billion-parameter classifier on the same benchmark kept about a third of its direction answers when the two were exchanged.[15] </w:t>
       </w:r>
     </w:p>
     <w:p>
@@ -4844,7 +4844,7 @@
           <w:i w:val="0"/>
           <w:caps w:val="0"/>
         </w:rPr>
-        <w:t>This study was a secondary analysis of published clinical trial reports and existing, publicly available benchmark annotations. No participants were recruited, and no individual-level or identifiable personal data were used. Institutional review board review was not sought.</w:t>
+        <w:t>This study was a secondary analysis of published clinical trial reports and existing, publicly available benchmark annotations. No participants were recruited, and no individual-level or identifiable personal data were used. Institutional review board approval was therefore not required.</w:t>
       </w:r>
     </w:p>
     <w:p>
@@ -5030,7 +5030,7 @@
           <w:i w:val="0"/>
           <w:caps w:val="0"/>
         </w:rPr>
-        <w:t>15. Li JE. Calibrated Answers About Randomized Trials From a 4-Billion-Parameter Open Model: A Registered Test and a License-Clean Release. arXiv:2610.07019. Preprint posted 2026. doi:10.48550/arXiv.2610.07019</w:t>
+        <w:t>15. Li JE. Calibrated Answers About Randomized Trials From a 4-Billion-Parameter Open Model: A Registered Test and a License-Clean Release. arXiv:2610.07019v1. Preprint posted 2026. doi:10.48550/arXiv.2610.07019</w:t>
       </w:r>
     </w:p>
     <w:p>

--- a/projects/evidence-model-audit/downloads/manuscript-draft.docx
+++ b/projects/evidence-model-audit/downloads/manuscript-draft.docx
@@ -221,7 +221,7 @@
           <w:i w:val="0"/>
           <w:caps w:val="0"/>
         </w:rPr>
-        <w:t>Three studies come closest to the present question. Elbakian and Carton asked GPT-4 and Gemini 1.5 Pro for a structured label with quoted spans on five datasets including Evidence Inference, checked quotes by substring match, and found that a quarter or more of Evidence Inference errors with valid quotes were misreadings of evidence that overlapped the human rationale.[10] Their analysis used 300 development items and frontier models. Windisch and colleagues required verbatim quotes for classifying oncology trial eligibility criteria and reported that keeping only mechanically valid outputs left macro-F1 essentially unchanged.[2] Buchmann and colleagues included Evidence Inference in a long-document benchmark and showed that ordering answers by an NLI-based attributability score improved selective prediction over a random order.[11] None of these studies evaluated models below about 3 billion parameters, reported the joint rate of valid quotes and wrong labels over a full test split, or compared a fixed quote-validity rule with random rejection at the same coverage.</w:t>
+        <w:t>Three studies come closest to the present question. Elbakian and Carton asked GPT-4 and Gemini 1.5 Pro for a structured label with quoted spans on five datasets including Evidence Inference, checked quotes by substring match, and found that a quarter or more of Evidence Inference errors with valid quotes were misreadings of evidence that overlapped the human rationale.[10] Their analysis used 300 development items and frontier models. Windisch and colleagues required verbatim quotes for classifying oncology trial eligibility criteria and reported that keeping only mechanically valid outputs left macro-F1 essentially unchanged.[2] Buchmann and colleagues included Evidence Inference in a long-document benchmark and showed that ordering answers by an attributability score based on natural language inference improved selective prediction over a random order.[11] None of these studies evaluated models below about 3 billion parameters, reported the joint rate of valid quotes and wrong labels over a full test split, or compared a fixed quote-validity rule with random rejection at the same coverage.</w:t>
       </w:r>
     </w:p>
     <w:p>
@@ -338,7 +338,7 @@
           <w:i w:val="0"/>
           <w:caps w:val="0"/>
         </w:rPr>
-        <w:t>".[3,4] Physicians wrote each prompt, answered it with one of three labels (significantly increased, no significant difference, significantly decreased) and an evidence span, and verified other annotators' answers. The corpus repository was used at a pinned commit (a661e8c, two commits after its v2.0 tag, differing only in model code) with its official article-level splits, which share no article. The files hold 12,865 prompts and 24,686 annotation rows, and they matched the tarball posted on the project site in prompts, splits, and label codes (Supplementary File 1, section S1).</w:t>
+        <w:t xml:space="preserve">."[3,4] Physicians wrote each prompt, answered it with one of three labels (significantly increased, no significant difference, significantly decreased) and an evidence span, and verified other annotators' answers. The corpus repository was used at a pinned commit (a661e8c, two commits after its v2.0 tag, differing only in model code) with its official article-level splits, which share no article. The files hold 12,865 prompts and 24,686 annotation rows, and they matched the tarball posted on the project site in prompts, splits, and label codes (Supplementary File 1, section S1).</w:t>
       </w:r>
     </w:p>
     <w:p>
@@ -348,7 +348,7 @@
           <w:i w:val="0"/>
           <w:caps w:val="0"/>
         </w:rPr>
-        <w:t>Following the corpus authors' preprocessing, an annotation was accepted when the verifier accepted its label and its reasoning and its evidence string was not empty. A prompt's benchmark label was the label shared by all its accepted annotations; prompts whose accepted annotations disagreed were analyzed only in a sensitivity analysis, and prompts on the corpus authors' list of incorrect prompts were excluded. Evidence offsets were treated as half-open intervals, which reproduced the annotated strings (Supplementary S1). Annotation strings were compared with the text after collapsing whitespace and unescaping HTML entities; spans that still could not be found were not used as evidence (Supplementary S1). Increased and decreased refer to the value of the outcome measure, not to benefit or harm, and "no significant difference" is a reported absence of statistical significance, distinct from equivalence and from abstention.</w:t>
+        <w:t>Following the corpus authors' preprocessing, an annotation was accepted when the verifier accepted its label and its reasoning, and its evidence string was not empty. A prompt's benchmark label was the label shared by all its accepted annotations; prompts whose accepted annotations disagreed were analyzed only in a sensitivity analysis, and prompts on the corpus authors' list of incorrect prompts were excluded. Evidence offsets were treated as half-open intervals, which reproduced the annotated strings (Supplementary S1). Annotation strings were compared with the text after collapsing whitespace and unescaping HTML entities; spans that still could not be found were not used as evidence (Supplementary S1). Increased and decreased refer to the value of the outcome measure, not to benefit or harm, and "no significant difference" is a reported absence of statistical significance, distinct from equivalence and from abstention.</w:t>
       </w:r>
     </w:p>
     <w:p>
@@ -516,7 +516,7 @@
           <w:i w:val="0"/>
           <w:caps w:val="0"/>
         </w:rPr>
-        <w:t>Unit tests on synthetic fixtures covered parsing, quote location, the label contract, chunking, and the statistics. A validation stage rebuilt all outputs from cached inputs and compared 4,809 reported numbers with the stored results, recounted the headline aggregates in base R from the item-level files, and regenerated a sample of test calls (40 of 40 identical responses); the final archive was then installed in an empty directory, where its tests passed and its demonstration ran (Supplementary S11). Three amendments to the analysis plan were recorded after test outputs had been generated: the four-word minimum in the exact-match sensitivity analysis, exclusion of the 6 prompts of one test article whose text file is empty, and HTML-entity-aware location of evidence spans, after which the oracle condition was re-run for the 13 prompts per model whose passages changed. None changed the primary estimate (Supplementary S1, S3, and S7). I also checked the primary result and its inputs by hand. I recounted the primary counts (423 of 928) from the item-level file. I compared 20 quote-valid wrong answers, drawn at random with a fixed seed (20261007), with the source articles to confirm that each quote appeared in the article and that the benchmark label reflected the reported result. I checked the label codes of five sampled prompts against the raw annotation file, confirmed that the analysis plan and frozen configuration predated the first language-model test prediction, and checked the descriptions of the closest prior studies against the papers. A completed TRIPOD-LLM checklist is in Supplementary S12.</w:t>
+        <w:t>Unit tests on synthetic fixtures covered parsing, quote location, the label contract, chunking, and the statistics. A validation stage rebuilt all outputs from cached inputs and compared 4,809 reported numbers with the stored results, recounted the headline aggregates in base R from the item-level files, and regenerated a sample of test calls (40 of 40 identical responses); the final archive was then installed in an empty directory, where its tests passed and its demonstration ran (Supplementary S11). Three amendments to the analysis plan were recorded after test outputs had been generated: the four-word minimum in the exact-match sensitivity analysis, exclusion of the 6 prompts of one test article whose text file is empty, and HTML-entity-aware location of evidence spans, after which the oracle condition was rerun for the 13 prompts per model whose passages changed. None changed the primary estimate (Supplementary S1, S3, and S7). I also checked the primary result and its inputs by hand. I recounted the primary counts (423 of 928) from the item-level file. I compared 20 quote-valid wrong answers, drawn at random with a fixed seed (20261007), with the source articles to confirm that each quote appeared in the article and that the benchmark label reflected the reported result. I checked the label codes of five sampled prompts against the raw annotation file, confirmed that the analysis plan and frozen configuration predated the first language-model test prediction, and checked the descriptions of the closest prior studies against the papers. A completed TRIPOD-LLM checklist is in Supplementary S12.</w:t>
       </w:r>
     </w:p>
     <w:p>
@@ -3293,7 +3293,7 @@
           <w:i w:val="0"/>
           <w:caps w:val="0"/>
         </w:rPr>
-        <w:t>Among answered prompts, the quote existed in the supplied passages for 928 of 1,196 (77.6%, 95% CI 74.8% to 80.4%), the returned passage identifier pointed to the passage holding it for 871 of 1,196, and the located quote overlapped annotated evidence for 385 of 1,189 prompts with evaluable evidence (mean token F1 against the best-matching span, 0.548). The label was correct for 651 of 1,196 (54.4%, 95% CI 50.9% to 57.9%). End-to-end success (an answer, existing quote, valid locator and correct label) was 473 of 1,209 (39.1%, 95% CI 35.9% to 42.3%; Figure 1).</w:t>
+        <w:t>Among answered prompts, the quote existed in the supplied passages for 928 of 1,196 (77.6%, 95% CI 74.8% to 80.4%), the returned passage identifier pointed to the passage holding it for 871 of 1,196, and the located quote overlapped annotated evidence for 385 of 1,189 prompts with evaluable evidence (mean token F1 against the best-matching span, 0.548). The label was correct for 651 of 1,196 (54.4%, 95% CI 50.9% to 57.9%). End-to-end success (an answer, existing quote, valid locator, and correct label) was 473 of 1,209 (39.1%, 95% CI 35.9% to 42.3%; Figure 1).</w:t>
       </w:r>
     </w:p>
     <w:p>
@@ -3326,7 +3326,7 @@
           <w:i w:val="0"/>
           <w:caps w:val="0"/>
         </w:rPr>
-        <w:t>By the automated categories, 295 (69.7%) of the 423 quote-valid wrong answers reported a significant effect where the benchmark recorded no significant difference, 122 (28.8%) reversed the direction (106 answered increased for a benchmark decrease and 16 the reverse), and 6 (1.4%) reported no significant difference where the benchmark recorded a significant effect. 123 (29.1%) of these wrong answers quoted text that overlapped annotated evidence, including 47 direction reversals (Supplementary S10).</w:t>
+        <w:t>By the automated categories, 295 (69.7%) of the 423 quote-valid wrong answers reported a significant effect where the benchmark recorded no significant difference, 122 (28.8%) reversed the direction (106 answered increased for a benchmark decrease and 16 the reverse), and 6 (1.4%) reported no significant difference where the benchmark recorded a significant effect. Of these wrong answers, 123 (29.1%) quoted text that overlapped annotated evidence, including 47 direction reversals (Supplementary S10).</w:t>
       </w:r>
     </w:p>
     <w:p>
@@ -4752,7 +4752,7 @@
           <w:i w:val="0"/>
           <w:caps w:val="0"/>
         </w:rPr>
-        <w:t>I conceived and designed the study, developed the code, conducted the analyses, verified the results, checked the key citations, and reviewed and revised the manuscript. Claude Code (Anthropic) and ChatGPT (OpenAI) were used as tools for software development, data analysis, literature searching, and manuscript drafting and formatting. Codex (OpenAI) assisted with editorial revision and document formatting. I recall using Opus models in Claude Code and models from the GPT-5 and GPT-6 families in ChatGPT and Codex. Exact model version records are unavailable.</w:t>
+        <w:t>I conceived and designed the study, developed the code, conducted the analyses, verified the results, checked the key citations, and reviewed and revised the manuscript. Claude Code (Anthropic) and ChatGPT (OpenAI) were used as tools for coding, data analysis, literature searching, and manuscript drafting and formatting. Codex (OpenAI) assisted with editorial revision and document formatting. I recall using Opus models in Claude Code and models from the GPT-5 and GPT-6 families in ChatGPT and Codex. Exact model version records are unavailable.</w:t>
       </w:r>
     </w:p>
     <w:p>
@@ -4844,7 +4844,7 @@
           <w:i w:val="0"/>
           <w:caps w:val="0"/>
         </w:rPr>
-        <w:t>This study was a secondary analysis of published clinical trial reports and existing, publicly available benchmark annotations. No participants were recruited, and no individual-level or identifiable personal data were used. Institutional review board approval was therefore not required.</w:t>
+        <w:t>This study was a secondary analysis of published clinical trial reports and existing, publicly available benchmark annotations. No participants were recruited, and no individual-level or identifiable personal data were used. Institutional review board review was not sought.</w:t>
       </w:r>
     </w:p>
     <w:p>
@@ -5137,7 +5137,7 @@
           <w:i w:val="0"/>
           <w:caps w:val="0"/>
         </w:rPr>
-        <w:t xml:space="preserve"> Retained error for each model and context with all answers (ring) and with only answers whose quote exists and whose passage identifier is valid (triangle), against the middle 95% of 2,000 random rejections at the same coverage (grey band).</w:t>
+        <w:t xml:space="preserve"> Retained error for each model and context with all answers (ring) and with only answers whose quote exists and whose passage identifier is valid (triangle), against the middle 95% of 2,000 random rejections at the same coverage (gray band).</w:t>
       </w:r>
     </w:p>
     <w:p>
@@ -5147,7 +5147,7 @@
           <w:i w:val="0"/>
           <w:caps w:val="0"/>
         </w:rPr>
-        <w:t>Alt text: dumbbell chart; for 6 of the 7 model and context combinations the triangle lies inside the grey band, close to the ring; for Qwen3-0.6B with annotated evidence the triangle lies below the band (29.8% against 31.3% to 38.4%).</w:t>
+        <w:t>Alt text: dumbbell chart; for 6 of the 7 model and context combinations the triangle lies inside the gray band, close to the ring; for Qwen3-0.6B with annotated evidence the triangle lies below the band (29.8% against 31.3% to 38.4%).</w:t>
       </w:r>
     </w:p>
     <w:p>

--- a/projects/evidence-model-audit/downloads/manuscript-draft.docx
+++ b/projects/evidence-model-audit/downloads/manuscript-draft.docx
@@ -28,7 +28,7 @@
     <w:p>
       <w:r>
         <w:rPr>
-          <w:b w:val="0"/>
+          <w:b/>
           <w:i w:val="0"/>
           <w:caps w:val="0"/>
         </w:rPr>
@@ -38,11 +38,11 @@
     <w:p>
       <w:r>
         <w:rPr>
-          <w:b w:val="0"/>
+          <w:b/>
           <w:i w:val="0"/>
           <w:caps w:val="0"/>
         </w:rPr>
-        <w:t>Article type: Research and Applications. Keywords: large language models; evidence synthesis; randomized controlled trials; information extraction; selective prediction.</w:t>
+        <w:t>Keywords: large language models; evidence synthesis; randomized controlled trials; information extraction; selective prediction.</w:t>
       </w:r>
     </w:p>
     <w:p>
@@ -109,7 +109,7 @@
           <w:i w:val="0"/>
           <w:caps w:val="0"/>
         </w:rPr>
-        <w:t xml:space="preserve"> For Qwen3-1.7B with retrieved passages, 928 of 1,196 answers quoted the source verbatim; 423 of these (45.6%; 95% CI 41.8% to 49.3%) had the wrong label, mostly reporting significance the trial did not find. With annotated evidence, 29.2% were wrong. With retrieved passages, the rate was 42.8% for Qwen3-0.6B and 20.5% for Qwen3-4B-Instruct-2507. Keeping only answers with a valid quote and passage identifier changed error by +0.1 percentage points (95% CI -1.6 to +1.9) as coverage fell from 98.9% to 72.0%, no better than random rejection (45.6%).</w:t>
+        <w:t xml:space="preserve"> For Qwen3-1.7B with retrieved passages, 928 of 1,196 answers quoted the source verbatim; 423 of these (45.6%; 95% CI 41.8% to 49.3%) had the wrong label, mostly reporting significance the trial did not find. With annotated evidence, 29.2% were wrong. With retrieved passages, the rate was 42.8% for Qwen3-0.6B and 20.5% for Qwen3-4B-Instruct-2507. Keeping only answers with a valid quote and passage identifier changed error by +0.1 percentage points (95% CI -1.6 to +1.9) as coverage fell from 98.9% to 72.0%, no better than random rejection (mean error 45.6%).</w:t>
       </w:r>
     </w:p>
     <w:p>
@@ -168,7 +168,7 @@
           <w:i w:val="0"/>
           <w:caps w:val="0"/>
         </w:rPr>
-        <w:t>Artificial intelligence tools that read clinical trial reports often show a quotation beside each answer. A program can confirm that the quotation appears in the report, but does that mean the answer is right? Small language models running locally answered 1,209 questions about published trials. Each question asked whether an outcome was significantly higher, significantly lower, or not significantly different with one treatment than with another. Experts had already answered the questions. Among answers with a quotation found in the article, close to half were wrong for the main model and about one in five for the largest model. The most common mistake was reporting a statistically significant difference when the trial found none. For the main model, discarding answers whose quotations could not be found removed many answers without making those retained more accurate. A quotation's presence confirms copying, not that the answer follows from the text. People using these tools still need to check what the quoted evidence supports.</w:t>
+        <w:t>Artificial intelligence tools that read clinical trial reports often show a quotation beside each answer. A program can confirm that the quotation appears in the report. This study asked how often answers with a matching quotation are still wrong. Small language models running locally answered 1,209 questions about published trials. Each question asked whether an outcome was significantly higher, significantly lower, or not significantly different with one treatment than with another. Experts had already answered the questions. Among answers with a quotation found in the article, close to half were wrong for the main model and about one in five for the largest model. The most common mistake was reporting a statistically significant difference when the trial found none. For the main model, discarding answers whose quotations could not be found removed many answers without making those retained more accurate. A matching quotation shows only that the text was copied correctly. People using these tools still need to check what the quoted evidence supports.</w:t>
       </w:r>
     </w:p>
     <w:p>
@@ -231,7 +231,7 @@
           <w:i w:val="0"/>
           <w:caps w:val="0"/>
         </w:rPr>
-        <w:t>Small local models matter because restricted documents often cannot be sent to remote services and local tools are cheap to run at scale. The selective prediction literature supplies the frame for asking whether a check is worth applying: a rejection rule is judged by the error it leaves and the coverage it costs.[12,13] This study adds a comparison with random rejection at the same coverage, so that any drop in error can be separated from the effect of simply answering fewer questions.</w:t>
+        <w:t>Small local models matter because restricted documents often cannot be sent to remote services and local tools are cheap to run at scale. In the selective prediction literature, a rejection rule is judged by the error among the answers it keeps and by its coverage, the share of questions it still answers.[12,13] This study adds a comparison with random rejection at the same coverage, so that any drop in error can be separated from the effect of simply answering fewer questions.</w:t>
       </w:r>
     </w:p>
     <w:p>
@@ -338,7 +338,7 @@
           <w:i w:val="0"/>
           <w:caps w:val="0"/>
         </w:rPr>
-        <w:t xml:space="preserve">."[3,4] Physicians wrote each prompt, answered it with one of three labels (significantly increased, no significant difference, significantly decreased) and an evidence span, and verified other annotators' answers. The corpus repository was used at a pinned commit (a661e8c, two commits after its v2.0 tag, differing only in model code) with its official article-level splits, which share no article. The files hold 12,865 prompts and 24,686 annotation rows, and they matched the tarball posted on the project site in prompts, splits, and label codes (Supplementary File 1, section S1).</w:t>
+        <w:t>."[3,4] Physicians wrote each prompt, answered it with one of three labels (significantly increased, no significant difference, significantly decreased) and an evidence span, and verified other annotators' answers. The corpus repository was used at a pinned commit (a661e8c, two commits after its v2.0 tag, differing only in model code) with its official article-level splits, which share no article. The files hold 12,865 prompts and 24,686 annotation rows, and they matched the tarball posted on the project site in prompts, splits, and label codes (Supplementary File 1, section S1).</w:t>
       </w:r>
     </w:p>
     <w:p>
@@ -437,7 +437,7 @@
           <w:i w:val="0"/>
           <w:caps w:val="0"/>
         </w:rPr>
-        <w:t>A majority-class reference predicted the most frequent training label. For each context, a logistic regression on TF-IDF features of the passages and prompt text was trained on training prompts built with the same context procedure, with settings chosen on validation macro-F1; it is a variant of the original bag-of-words baselines,[3] not a replication. Both baselines returned the top-ranked passage as their quote, so their quote is always an exact copy of a supplied passage and fails the quote check only when that passage is shorter than four words.</w:t>
+        <w:t>A majority-class reference predicted the most frequent training label. For each context, a logistic regression on term frequency-inverse document frequency (TF-IDF) features of the passages and prompt text was trained on training prompts built with the same context procedure, with settings chosen on validation macro-F1; it is a variant of the original bag-of-words baselines,[3] not a replication. Both baselines returned the top-ranked passage as their quote, so their quote is always an exact copy of a supplied passage and fails the quote check only when that passage is shorter than four words.</w:t>
       </w:r>
     </w:p>
     <w:p>
@@ -493,7 +493,7 @@
           <w:i w:val="0"/>
           <w:caps w:val="0"/>
         </w:rPr>
-        <w:t>The quote check was tested as a rejection rule by comparing, on the same predictions, acceptance of every answer with acceptance of only answers with an existing quote and valid locator (retained error, coverage, paired bootstrap difference), against rejecting the same number of answers uniformly at random 2,000 times. Contexts and models were compared on unconditional quantities (task success, correct labels over all prompts) with paired article-bootstrap intervals on shared prompts. A logistic scoring rule on six observable answer features (Supplementary S13) was fitted on development predictions only and applied to test answers for a risk-coverage curve. Five sensitivity analyses were fixed in advance: exact rather than normalized quote matching, with the same four-word minimum; inclusion of prompts with disagreeing accepted labels; exclusion of prompts flagged as questionable or malformed (none in the test split); a one-word minimum; and restriction to prompts whose retrieved passages overlapped annotated evidence. Quote-valid wrong answers were sorted by fixed rules into significance errors and direction reversals, crossed with evidence overlap; these categories are automated, not expert labels.</w:t>
+        <w:t>The quote check was tested as a rejection rule by comparing, on the same predictions, acceptance of every answer with acceptance of only answers with an existing quote and valid locator (retained error, coverage, paired bootstrap difference), against rejecting the same number of answers uniformly at random 2,000 times. Contexts and models were compared on unconditional quantities (task success, correct labels over all prompts) with paired article-bootstrap intervals on shared prompts (Supplementary S8). A logistic scoring rule on six observable answer features (Supplementary S13) was fitted on development predictions only and applied to test answers for a risk-coverage curve. Five sensitivity analyses were fixed in advance: exact rather than normalized quote matching (four-word minimum added by amendment); inclusion of prompts with disagreeing accepted labels; exclusion of prompts flagged as questionable or malformed (none in the test split); a one-word minimum; and restriction to prompts whose retrieved passages overlapped annotated evidence. Quote-valid wrong answers were sorted by fixed rules into significance errors and direction reversals, crossed with evidence overlap; these categories are automated, not expert labels.</w:t>
       </w:r>
     </w:p>
     <w:p>
@@ -516,7 +516,7 @@
           <w:i w:val="0"/>
           <w:caps w:val="0"/>
         </w:rPr>
-        <w:t>Unit tests on synthetic fixtures covered parsing, quote location, the label contract, chunking, and the statistics. A validation stage rebuilt all outputs from cached inputs and compared 4,809 reported numbers with the stored results, recounted the headline aggregates in base R from the item-level files, and regenerated a sample of test calls (40 of 40 identical responses); the final archive was then installed in an empty directory, where its tests passed and its demonstration ran (Supplementary S11). Three amendments to the analysis plan were recorded after test outputs had been generated: the four-word minimum in the exact-match sensitivity analysis, exclusion of the 6 prompts of one test article whose text file is empty, and HTML-entity-aware location of evidence spans, after which the oracle condition was rerun for the 13 prompts per model whose passages changed. None changed the primary estimate (Supplementary S1, S3, and S7). I also checked the primary result and its inputs by hand. I recounted the primary counts (423 of 928) from the item-level file. I compared 20 quote-valid wrong answers, drawn at random with a fixed seed (20261007), with the source articles to confirm that each quote appeared in the article and that the benchmark label reflected the reported result. I checked the label codes of five sampled prompts against the raw annotation file, confirmed that the analysis plan and frozen configuration predated the first language-model test prediction, and checked the descriptions of the closest prior studies against the papers. A completed TRIPOD-LLM checklist is in Supplementary S12.</w:t>
+        <w:t>Unit tests on synthetic fixtures covered parsing, quote location, the label contract, chunking, and the statistics. A validation stage rebuilt all outputs from cached inputs and compared 4,809 reported numbers with the stored results, recounted the headline aggregates in base R from the item-level files, and regenerated a sample of test calls (40 of 40 identical responses); the final archive was then installed in an empty directory, where its tests passed and its demonstration ran (Supplementary S11). Three amendments to the analysis plan were recorded after test outputs had been generated: the four-word minimum in the exact-match sensitivity analysis, exclusion of the 6 prompts of one test article whose text file is empty, and HTML-entity-aware location of evidence spans, after which the oracle condition was rerun for the 13 prompts per model whose passages changed. None changed the primary estimate (Supplementary S1, S3, and S7). I also checked the primary result and its inputs by hand. I recounted the primary counts (423 of 928) from the item-level file. I compared 20 quote-valid wrong answers, drawn at random with a fixed seed (20261007), with the source articles; every quote appeared, and the benchmark label matched the reported result for 16 of 20 (Supplementary S11). I checked the label codes of five sampled prompts against the raw annotation file, confirmed that the analysis plan and frozen configuration predated the first language-model test prediction, and checked the descriptions of the closest prior studies against the papers. A completed TRIPOD-LLM checklist is in Supplementary S12.[15]</w:t>
       </w:r>
     </w:p>
     <w:p>
@@ -573,7 +573,7 @@
           <w:i w:val="0"/>
           <w:caps w:val="0"/>
         </w:rPr>
-        <w:t xml:space="preserve"> Separated validity checks by context and system, eligible test prompts. Percentages for quote existence, locator validity, and label correctness are of answered prompts; task success is of all prompts. Baselines return the top-ranked passage as their quote.</w:t>
+        <w:t xml:space="preserve"> Separated validity checks by context and system, eligible test prompts. Percentages for quote existence, locator validity, and label correctness are of answered prompts; task success is of all prompts. Baselines return the top-ranked passage as their quote. TF-IDF + LR, logistic regression on TF-IDF features. The abstract context covers the 1,165 prompts with a delimitable title and abstract of at least 200 characters, and the oracle context the 1,202 prompts with located annotated evidence. Baseline settings, parse status, and evidence availability are in Supplementary S4, S5, and S9.</w:t>
       </w:r>
     </w:p>
     <w:tbl>
@@ -3433,7 +3433,7 @@
           <w:i w:val="0"/>
           <w:caps w:val="0"/>
         </w:rPr>
-        <w:t xml:space="preserve"> Retained error with all answers and with only answers whose quote exists and whose passage identifier is valid, against random rejection keeping the same number of answers (2,000 draws), with the share of random draws whose error was at or below the rule's. Differences are in percentage points with paired article-bootstrap 95% intervals.</w:t>
+        <w:t xml:space="preserve"> Retained error with all answers and with only answers whose quote exists and whose passage identifier is valid, against random rejection keeping the same number of answers (2,000 draws), with the share of random draws whose error was at or below the rule's. Differences are in percentage points, computed before rounding, with paired article-bootstrap 95% intervals.</w:t>
       </w:r>
     </w:p>
     <w:tbl>
@@ -4603,7 +4603,7 @@
           <w:i w:val="0"/>
           <w:caps w:val="0"/>
         </w:rPr>
-        <w:t xml:space="preserve">For a small local model answering questions about trial reports, a quote that genuinely appeared in the source was attached to a wrong answer close to half the time. Rejecting answers without such a quote removed about a quarter of the primary model's answers without lowering the error of the rest, and in 6 of the 7 model and context combinations the rule did no better than random rejection at the same coverage. Qwen3-4B-Instruct-2507, a later and larger release, gave more correct labels than Qwen3-1.7B (+22.2 percentage points, 95% CI +18.5 to +26.0, 1,209 prompts) and about half as many quote-valid wrong answers (213 against 423), yet about one in five of its quote-valid answers was still wrong, and quote validity again did not say which. In the primary condition, quote presence did not distinguish correct from incorrect labels. </w:t>
+        <w:t xml:space="preserve">For a small local model answering questions about trial reports, a quote that genuinely appeared in the source was attached to a wrong answer close to half the time. Keeping only answers with such a quote and a valid passage identifier removed about a quarter of the primary model's answers without lowering the error of the rest, and in 6 of the 7 model and context combinations the rule did no better than random rejection at the same coverage. Qwen3-4B-Instruct-2507, a later and larger release, gave more correct labels than Qwen3-1.7B (+22.2 percentage points, 95% CI +18.5 to +26.0, 1,209 prompts) and about half as many quote-valid wrong answers (213 against 423), yet about one in five of its quote-valid answers was still wrong, and quote validity again did not say which. In the primary condition, quote presence did not distinguish correct from incorrect labels. </w:t>
       </w:r>
     </w:p>
     <w:p>
@@ -4613,7 +4613,7 @@
           <w:i w:val="0"/>
           <w:caps w:val="0"/>
         </w:rPr>
-        <w:t>The finding matches earlier observations on frontier models, where a substantial share of errors with valid quotes were misreadings of the right evidence [10] and filtering on mechanical quote validity left macro-F1 essentially unchanged.[2] Here the joint rate covers a full test split and laptop-sized models, and the rule is compared with random rejection.</w:t>
+        <w:t>The finding matches earlier observations on frontier models, where a quarter or more of Evidence Inference errors with valid quotes misread evidence that overlapped the human rationale[10] and filtering on mechanical quote validity left macro-F1 essentially unchanged.[2] Here the joint rate covers a full test split and small local models, and the rule is compared with random rejection.</w:t>
       </w:r>
     </w:p>
     <w:p>
@@ -4623,7 +4623,7 @@
           <w:i w:val="0"/>
           <w:caps w:val="0"/>
         </w:rPr>
-        <w:t xml:space="preserve">Most quote-valid wrong answers reported a statistically significant effect where the trial reported none, and the model rarely chose "no significant difference" (recall 0.219 for that class, against precision 0.918). A sentence describing a numerical difference can be quoted correctly while its p-value or confidence interval is ignored. About three in ten errors reversed the direction of a significant effect, and most of these answered an increase where the benchmark recorded a decrease (106 of 122), in line with the model's preference for that label (recall 0.926, precision 0.488). Confusing the intervention with the comparator may also contribute: a fine-tuned 4-billion-parameter classifier on the same benchmark kept about a third of its direction answers when the two were exchanged.[15] </w:t>
+        <w:t xml:space="preserve">Most quote-valid wrong answers reported a statistically significant effect where the trial reported none, and the model rarely chose "no significant difference" (recall 0.219 for that class, against precision 0.918; Supplementary S6). A sentence describing a numerical difference can be quoted correctly while its p-value or confidence interval is ignored. About three in ten errors reversed the direction of a significant effect, and most of these answered an increase where the benchmark recorded a decrease (106 of 122), in line with the model's preference for that label (recall 0.926, precision 0.488). Confusing the intervention with the comparator may also contribute: a fine-tuned 4-billion-parameter classifier on the same benchmark kept about a third of its direction answers when the two were exchanged.[16] </w:t>
       </w:r>
     </w:p>
     <w:p>
@@ -4643,7 +4643,7 @@
           <w:i w:val="0"/>
           <w:caps w:val="0"/>
         </w:rPr>
-        <w:t xml:space="preserve">The baselines illustrate the limits of a presence check. An extractive system passes it almost automatically: a majority-class guess with a retrieved passage attached passed it for 1,209 of 1,209 prompts. Quote presence can therefore be satisfied without reading the evidence at all, and in these results it carried little information about whether the answer was right. Work on attribution treats support as separate from correctness,[5-7] and medical citation checking has warned that verbatim quoting can satisfy source checks trivially.[9] </w:t>
+        <w:t xml:space="preserve">The baselines illustrate the limits of a presence check. An extractive system passes it almost automatically: a majority-class guess with a retrieved passage attached passed it for 1,209 of 1,209 prompts without reading the evidence. In these results, quote presence carried little information about whether the answer was right. Work on attribution treats support as separate from correctness,[5-7] and the automated framework for medical citation checking flags the same weakness of verbatim quotes.[9] </w:t>
       </w:r>
     </w:p>
     <w:p>
@@ -4653,7 +4653,7 @@
           <w:i w:val="0"/>
           <w:caps w:val="0"/>
         </w:rPr>
-        <w:t>The development-fitted scoring rule ordered test answers better than random, which suggests that cheap observable signals beyond quote presence carry some information about correctness, but it was exploratory, was not designed to show which signals matter, and does not give calibrated probabilities. Semantic checks with natural language inference models [16,17] or human review are candidates for tools that inform clinical or review decisions, but neither was tested here, and both deserve the same comparison with random rejection.</w:t>
+        <w:t>The development-fitted scoring rule ordered test answers better than random, which suggests that cheap observable signals beyond quote presence carry some information about correctness. The scoring rule was exploratory, was not designed to show which signals matter, and does not give calibrated probabilities. Semantic checks with natural language inference models[17,18] or human review are candidates for tools that inform clinical or review decisions, but neither was tested here, and both deserve the same comparison with random rejection.</w:t>
       </w:r>
     </w:p>
     <w:p>
@@ -4686,7 +4686,7 @@
           <w:i w:val="0"/>
           <w:caps w:val="0"/>
         </w:rPr>
-        <w:t xml:space="preserve">Evidence Inference 2.0 is public and may be in the pretraining data of the evaluated models; a clean train and test split does not rule this out. Only models of 0.6 to 4 billion parameters from one family were evaluated, with one prompt, greedy decoding, thinking mode disabled for the two hybrid models, and a lexical retriever at one token budget, so the estimates do not describe larger, proprietary, or task-fine-tuned models, reasoning modes, or better retrieval. Qwen3-4B-Instruct-2507 also differs from the other two models in release and post-training, so comparisons with it do not isolate model size. The estimate is sensitive to the prompt: on development data, a variant with a worked example gave a lower label-error rate among quote-valid answers, 35.3% (83 of 235) against 41.7% (120 of 288), but fewer existing quotes, and it lost on the prespecified success rule. </w:t>
+        <w:t xml:space="preserve">Evidence Inference 2.0 is public and may be in the pretraining data of the evaluated models; a clean train and test split does not rule this out. Only models of 0.6 to 4 billion parameters from one family were evaluated, with one prompt, greedy decoding, thinking mode disabled for the two hybrid models, and a lexical retriever at one token budget, so the estimates do not describe larger, proprietary, or task-fine-tuned models, reasoning modes, or better retrieval. Qwen3-4B-Instruct-2507 also differs from the other two models in release and post-training, so comparisons with it do not isolate model size. The estimate is sensitive to the prompt: on development data, a variant with a worked example gave a lower label-error rate among quote-valid answers, 35.3% (83 of 235) against 41.7% (120 of 288), but fewer existing quotes and lower end-to-end success, the prespecified selection criterion (43.2% against 45.8%). </w:t>
       </w:r>
     </w:p>
     <w:p>
@@ -4696,7 +4696,7 @@
           <w:i w:val="0"/>
           <w:caps w:val="0"/>
         </w:rPr>
-        <w:t xml:space="preserve">Benchmark labels come from physicians with verification, but they contain known noise, and annotators marked one or two evidence spans, so a quote outside them may still be valid evidence. Error categories are rule-based, not expert judgments. The pooled rate depends on the benchmark's mix of labels, so it will differ where null results are more or less common. </w:t>
+        <w:t xml:space="preserve">Benchmark labels come from physicians with verification, but they contain known noise (2 of the 20 checked answers counted as wrong were right), and annotators marked one or two evidence spans, so a quote outside them may still be valid evidence. Error categories are rule-based, not expert judgments. The pooled rate depends on the benchmark's mix of labels, so it will differ where null results are more or less common. </w:t>
       </w:r>
     </w:p>
     <w:p>
@@ -4752,7 +4752,7 @@
           <w:i w:val="0"/>
           <w:caps w:val="0"/>
         </w:rPr>
-        <w:t>I conceived and designed the study, developed the code, conducted the analyses, verified the results, checked the key citations, and reviewed and revised the manuscript. Claude Code (Anthropic) and ChatGPT (OpenAI) were used as tools for coding, data analysis, literature searching, and manuscript drafting and formatting. Codex (OpenAI) assisted with editorial revision and document formatting. I recall using Opus models in Claude Code and models from the GPT-5 and GPT-6 families in ChatGPT and Codex. Exact model version records are unavailable.</w:t>
+        <w:t xml:space="preserve">I conceived and designed the study, developed the code, conducted the analyses, verified the results, checked the key citations, and reviewed and revised the manuscript. Claude Code (Anthropic) and ChatGPT (OpenAI) were used as tools for coding, data analysis, literature searching, and manuscript drafting and formatting. Codex (OpenAI) assisted with editorial revision and document formatting. I recall using Opus models in Claude Code and models from the GPT-5 and GPT-6 families in ChatGPT and Codex. Exact model versions were not recorded. I take full responsibility for the work.</w:t>
       </w:r>
     </w:p>
     <w:p>
@@ -4844,7 +4844,7 @@
           <w:i w:val="0"/>
           <w:caps w:val="0"/>
         </w:rPr>
-        <w:t>This study was a secondary analysis of published clinical trial reports and existing, publicly available benchmark annotations. No participants were recruited, and no individual-level or identifiable personal data were used. Institutional review board review was not sought.</w:t>
+        <w:t>This study was a secondary analysis of published clinical trial reports and existing, publicly available benchmark annotations. No participants were recruited, and no individual-level or identifiable personal data were used. Institutional review board approval was not required.</w:t>
       </w:r>
     </w:p>
     <w:p>
@@ -4867,7 +4867,7 @@
           <w:i w:val="0"/>
           <w:caps w:val="0"/>
         </w:rPr>
-        <w:t>The Evidence Inference 2.0 corpus is publicly available from its authors at https://github.com/jayded/evidence-inference (analyzed at commit a661e8c14f973398380c8865cf2f27a535aaaf6d) and https://evidence-inference.ebm-nlp.com/; the underlying articles come from the PubMed Central Open Access subset and remain under their own licenses. The evaluated models are publicly available from Hugging Face at the revisions listed in Supplementary S3. The analysis code, frozen configuration, every model and baseline response, item-level scores, and result tables are provided in the supplementary archive (Supplementary File 2); its workflow downloads the corpus and models from the sources above, so the analysis can be reproduced without redistributing article texts.</w:t>
+        <w:t>The Evidence Inference 2.0 corpus is publicly available from its authors at https://github.com/jayded/evidence-inference (analyzed at commit a661e8c14f973398380c8865cf2f27a535aaaf6d) and https://evidence-inference.ebm-nlp.com/; the underlying articles come from the PubMed Central Open Access subset and remain under their own licenses. The evaluated models are publicly available from Hugging Face at the revisions listed in Supplementary S3. The analysis code, frozen configuration, every model and baseline response, item-level scores, and result tables are archived on Zenodo (https://doi.org/10.5281/zenodo.23450167).[19] The archive's workflow downloads the corpus and models from the sources above, so the analysis can be reproduced without redistributing article texts.</w:t>
       </w:r>
     </w:p>
     <w:p>
@@ -4900,7 +4900,23 @@
           <w:i w:val="0"/>
           <w:caps w:val="0"/>
         </w:rPr>
-        <w:t>2. Windisch P, Weyrich J, Dennstädt F, et al. Show Your Work: Verbatim Evidence Requirements and Automated Assessment of Large Language Models for Biomedical Text Processing of Trial Eligibility Criteria. Cureus. 2026;18(5):e108666. doi:10.7759/cureus.108666</w:t>
+        <w:t xml:space="preserve">2. Windisch P, Weyrich J, Dennstädt F, et al. Show Your Work: Verbatim Evidence Requirements and Automated Assessment of Large Language Models for Biomedical Text Processing of Trial Eligibility Criteria. </w:t>
+      </w:r>
+      <w:r>
+        <w:rPr>
+          <w:b w:val="0"/>
+          <w:i/>
+          <w:caps w:val="0"/>
+        </w:rPr>
+        <w:t>Cureus</w:t>
+      </w:r>
+      <w:r>
+        <w:rPr>
+          <w:b w:val="0"/>
+          <w:i w:val="0"/>
+          <w:caps w:val="0"/>
+        </w:rPr>
+        <w:t>. 2026;18(5):e108666. doi:10.7759/cureus.108666</w:t>
       </w:r>
     </w:p>
     <w:p>
@@ -4930,7 +4946,23 @@
           <w:i w:val="0"/>
           <w:caps w:val="0"/>
         </w:rPr>
-        <w:t>5. Rashkin H, Nikolaev V, Lamm M, et al. Measuring Attribution in Natural Language Generation Models. Comput Linguist. 2023;49(4):777-840. doi:10.1162/coli_a_00486</w:t>
+        <w:t xml:space="preserve">5. Rashkin H, Nikolaev V, Lamm M, et al. Measuring Attribution in Natural Language Generation Models. </w:t>
+      </w:r>
+      <w:r>
+        <w:rPr>
+          <w:b w:val="0"/>
+          <w:i/>
+          <w:caps w:val="0"/>
+        </w:rPr>
+        <w:t>Computational Linguistics</w:t>
+      </w:r>
+      <w:r>
+        <w:rPr>
+          <w:b w:val="0"/>
+          <w:i w:val="0"/>
+          <w:caps w:val="0"/>
+        </w:rPr>
+        <w:t>. 2023;49(4):777-840. doi:10.1162/coli_a_00486</w:t>
       </w:r>
     </w:p>
     <w:p>
@@ -4940,7 +4972,7 @@
           <w:i w:val="0"/>
           <w:caps w:val="0"/>
         </w:rPr>
-        <w:t>6. Bohnet B, Tran VQ, Verga P, et al. Attributed Question Answering: Evaluation and Modeling for Attributed Large Language Models. arXiv:2212.08037. Preprint posted 2022. https://arxiv.org/abs/2212.08037</w:t>
+        <w:t>6. Bohnet B, Tran VQ, Verga P, et al. Attributed Question Answering: Evaluation and Modeling for Attributed Large Language Models. arXiv:2212.08037. Preprint posted 2022. doi:10.48550/arXiv.2212.08037</w:t>
       </w:r>
     </w:p>
     <w:p>
@@ -4970,7 +5002,23 @@
           <w:i w:val="0"/>
           <w:caps w:val="0"/>
         </w:rPr>
-        <w:t>9. Wu K, Wu E, Wei K, et al. An automated framework for assessing how well LLMs cite relevant medical references. Nat Commun. 2025;16(1):3615. doi:10.1038/s41467-025-58551-6</w:t>
+        <w:t xml:space="preserve">9. Wu K, Wu E, Wei K, et al. An automated framework for assessing how well LLMs cite relevant medical references. </w:t>
+      </w:r>
+      <w:r>
+        <w:rPr>
+          <w:b w:val="0"/>
+          <w:i/>
+          <w:caps w:val="0"/>
+        </w:rPr>
+        <w:t>Nat Commun</w:t>
+      </w:r>
+      <w:r>
+        <w:rPr>
+          <w:b w:val="0"/>
+          <w:i w:val="0"/>
+          <w:caps w:val="0"/>
+        </w:rPr>
+        <w:t>. 2025;16(1):3615. doi:10.1038/s41467-025-58551-6</w:t>
       </w:r>
     </w:p>
     <w:p>
@@ -5030,7 +5078,23 @@
           <w:i w:val="0"/>
           <w:caps w:val="0"/>
         </w:rPr>
-        <w:t>15. Li JE. Calibrated Answers About Randomized Trials From a 4-Billion-Parameter Open Model: A Registered Test and a License-Clean Release. arXiv:2610.07019v1. Preprint posted 2026. doi:10.48550/arXiv.2610.07019</w:t>
+        <w:t xml:space="preserve">15. Gallifant J, Afshar M, Ameen S, et al. The TRIPOD-LLM reporting guideline for studies using large language models. </w:t>
+      </w:r>
+      <w:r>
+        <w:rPr>
+          <w:b w:val="0"/>
+          <w:i/>
+          <w:caps w:val="0"/>
+        </w:rPr>
+        <w:t>Nat Med</w:t>
+      </w:r>
+      <w:r>
+        <w:rPr>
+          <w:b w:val="0"/>
+          <w:i w:val="0"/>
+          <w:caps w:val="0"/>
+        </w:rPr>
+        <w:t>. 2025;31(1):60-69. doi:10.1038/s41591-024-03425-5</w:t>
       </w:r>
     </w:p>
     <w:p>
@@ -5040,7 +5104,7 @@
           <w:i w:val="0"/>
           <w:caps w:val="0"/>
         </w:rPr>
-        <w:t>16. Honovich O, Aharoni R, Herzig J, et al. TRUE: Re-evaluating Factual Consistency Evaluation. In: Proceedings of the 2022 Conference of the North American Chapter of the Association for Computational Linguistics: Human Language Technologies. 2022:3905-3920. doi:10.18653/v1/2022.naacl-main.287</w:t>
+        <w:t>16. Li JE. Calibrated Evidence Inference With a Small, Permissively Licensed Open Model. arXiv:2610.07019v2. Preprint posted 2026. doi:10.48550/arXiv.2610.07019</w:t>
       </w:r>
     </w:p>
     <w:p>
@@ -5050,7 +5114,27 @@
           <w:i w:val="0"/>
           <w:caps w:val="0"/>
         </w:rPr>
-        <w:t>17. Zha Y, Yang Y, Li R, et al. AlignScore: Evaluating Factual Consistency with A Unified Alignment Function. In: Proceedings of the 61st Annual Meeting of the Association for Computational Linguistics (Volume 1: Long Papers). 2023:11328-11348. doi:10.18653/v1/2023.acl-long.634</w:t>
+        <w:t>17. Honovich O, Aharoni R, Herzig J, et al. TRUE: Re-evaluating Factual Consistency Evaluation. In: Proceedings of the 2022 Conference of the North American Chapter of the Association for Computational Linguistics: Human Language Technologies. 2022:3905-3920. doi:10.18653/v1/2022.naacl-main.287</w:t>
+      </w:r>
+    </w:p>
+    <w:p>
+      <w:r>
+        <w:rPr>
+          <w:b w:val="0"/>
+          <w:i w:val="0"/>
+          <w:caps w:val="0"/>
+        </w:rPr>
+        <w:t>18. Zha Y, Yang Y, Li R, et al. AlignScore: Evaluating Factual Consistency with A Unified Alignment Function. In: Proceedings of the 61st Annual Meeting of the Association for Computational Linguistics (Volume 1: Long Papers). 2023:11328-11348. doi:10.18653/v1/2023.acl-long.634</w:t>
+      </w:r>
+    </w:p>
+    <w:p>
+      <w:r>
+        <w:rPr>
+          <w:b w:val="0"/>
+          <w:i w:val="0"/>
+          <w:caps w:val="0"/>
+        </w:rPr>
+        <w:t>19. Bose A. Verbatim evidence quotes and answer correctness in small local language models: evaluation code, model responses and results. Version 1.0.0. Zenodo. 2026. doi:10.5281/zenodo.23450167</w:t>
       </w:r>
     </w:p>
     <w:p>
@@ -5109,7 +5193,7 @@
           <w:i w:val="0"/>
           <w:caps w:val="0"/>
         </w:rPr>
-        <w:t xml:space="preserve"> Share of quote-valid answers with the wrong label, by context and system. Dots are point estimates and lines are 95% intervals from 10,000 bootstrap resamples of articles; numbers at right are wrong answers out of quote-valid answers.</w:t>
+        <w:t xml:space="preserve"> Share of quote-valid answers with the wrong label, by context and system. Markers are point estimates and lines are 95% intervals from 10,000 bootstrap resamples of articles; numbers at right are wrong answers out of quote-valid answers.</w:t>
       </w:r>
     </w:p>
     <w:p>
